--- a/docs/运行与答辩指南.docx
+++ b/docs/运行与答辩指南.docx
@@ -2,6 +2,11 @@
 <file path=word/document.xml><?xml version="1.0" encoding="utf-8"?>
 <w:document xmlns:wpc="http://schemas.microsoft.com/office/word/2010/wordprocessingCanvas" xmlns:mo="http://schemas.microsoft.com/office/mac/office/2008/main" xmlns:mc="http://schemas.openxmlformats.org/markup-compatibility/2006" xmlns:mv="urn:schemas-microsoft-com:mac:vml" xmlns:o="urn:schemas-microsoft-com:office:office" xmlns:r="http://schemas.openxmlformats.org/officeDocument/2006/relationships" xmlns:m="http://schemas.openxmlformats.org/officeDocument/2006/math" xmlns:v="urn:schemas-microsoft-com:vml" xmlns:wp14="http://schemas.microsoft.com/office/word/2010/wordprocessingDrawing" xmlns:wp="http://schemas.openxmlformats.org/drawingml/2006/wordprocessingDrawing" xmlns:w10="urn:schemas-microsoft-com:office:word" xmlns:w="http://schemas.openxmlformats.org/wordprocessingml/2006/main" xmlns:w14="http://schemas.microsoft.com/office/word/2010/wordml" xmlns:wpg="http://schemas.microsoft.com/office/word/2010/wordprocessingGroup" xmlns:wpi="http://schemas.microsoft.com/office/word/2010/wordprocessingInk" xmlns:wne="http://schemas.microsoft.com/office/word/2006/wordml" xmlns:wps="http://schemas.microsoft.com/office/word/2010/wordprocessingShape" mc:Ignorable="w14 wp14">
   <w:body>
+    <w:p>
+      <w:r>
+        <w:t>&gt; V1.1 更新：已有项目替换请先阅读根目录“替换启动说明.md”；全部页面和新增功能见“完整功能说明.md / .docx”。前后端须同步更新，保留原 MySQL、uploads 与 IDEA 配置。</w:t>
+      </w:r>
+    </w:p>
     <w:p>
       <w:pPr>
         <w:pStyle w:val="Heading1"/>
@@ -963,7 +968,7 @@
     </w:p>
     <w:p>
       <w:r>
-        <w:t>1. 为什么不用真实支付？ 课程 V1.0 聚焦信息与履约闭环，订单记录的是线下交易，降低对接与资金处理成本。</w:t>
+        <w:t>1. 为什么不用真实支付？ 课程项目聚焦信息与履约闭环，订单记录的是线下交易，降低对接与资金处理成本。</w:t>
       </w:r>
     </w:p>
     <w:p>
